--- a/docs/quarto/index.docx
+++ b/docs/quarto/index.docx
@@ -216,7 +216,7 @@
         </w:numPr>
       </w:pPr>
       <w:r>
-        <w:t xml:space="preserve">Top causes of admission (by diagnosis category and by specific ICD-10 codes)</w:t>
+        <w:t xml:space="preserve">Top causes of admission by principal diagnosis (by diagnosis category and by specific ICD-10 codes)</w:t>
       </w:r>
     </w:p>
     <w:p>
@@ -227,7 +227,7 @@
         </w:numPr>
       </w:pPr>
       <w:r>
-        <w:t xml:space="preserve">Top causes of admission leading to death (by diagnosis category and by specific ICD-10 codes)</w:t>
+        <w:t xml:space="preserve">Top causes of admission leading to in-hospital mortality</w:t>
       </w:r>
     </w:p>
     <w:p>
@@ -40001,13 +40001,13 @@
     </w:tbl>
     <w:bookmarkEnd w:id="29"/>
     <w:bookmarkEnd w:id="30"/>
-    <w:bookmarkStart w:id="32" w:name="X52062488d223ba4a376472a208b58518e22f9ae"/>
+    <w:bookmarkStart w:id="34" w:name="X52062488d223ba4a376472a208b58518e22f9ae"/>
     <w:p>
       <w:pPr>
         <w:pStyle w:val="Heading2"/>
       </w:pPr>
       <w:r>
-        <w:t xml:space="preserve">Top causes of admission by diagnosis category</w:t>
+        <w:t xml:space="preserve">Top causes of admission (by diagnosis category):</w:t>
       </w:r>
     </w:p>
     <w:bookmarkStart w:id="31" w:name="overall"/>
@@ -40515,17 +40515,7 @@
       </w:tr>
     </w:tbl>
     <w:bookmarkEnd w:id="31"/>
-    <w:bookmarkEnd w:id="32"/>
-    <w:bookmarkStart w:id="34" w:name="X5e93c6f39fc733db8873a2121b6cae5475a5a20"/>
-    <w:p>
-      <w:pPr>
-        <w:pStyle w:val="Heading2"/>
-      </w:pPr>
-      <w:r>
-        <w:t xml:space="preserve">Top causes of admission by diagnosis category</w:t>
-      </w:r>
-    </w:p>
-    <w:bookmarkStart w:id="33" w:name="age-50"/>
+    <w:bookmarkStart w:id="32" w:name="age-50"/>
     <w:p>
       <w:pPr>
         <w:pStyle w:val="Heading3"/>
@@ -41029,18 +41019,8 @@
         </w:tc>
       </w:tr>
     </w:tbl>
-    <w:bookmarkEnd w:id="33"/>
-    <w:bookmarkEnd w:id="34"/>
-    <w:bookmarkStart w:id="36" w:name="X01a80d865edf5c61ccb663b5ecb787c0129c730"/>
-    <w:p>
-      <w:pPr>
-        <w:pStyle w:val="Heading2"/>
-      </w:pPr>
-      <w:r>
-        <w:t xml:space="preserve">Top causes of admission by diagnosis category</w:t>
-      </w:r>
-    </w:p>
-    <w:bookmarkStart w:id="35" w:name="age-50-1"/>
+    <w:bookmarkEnd w:id="32"/>
+    <w:bookmarkStart w:id="33" w:name="age-50-1"/>
     <w:p>
       <w:pPr>
         <w:pStyle w:val="Heading3"/>
@@ -41544,18 +41524,18 @@
         </w:tc>
       </w:tr>
     </w:tbl>
-    <w:bookmarkEnd w:id="35"/>
-    <w:bookmarkEnd w:id="36"/>
-    <w:bookmarkStart w:id="40" w:name="X57ef432319b508fc29a88ca663e7668876d5f14"/>
+    <w:bookmarkEnd w:id="33"/>
+    <w:bookmarkEnd w:id="34"/>
+    <w:bookmarkStart w:id="38" w:name="X57ef432319b508fc29a88ca663e7668876d5f14"/>
     <w:p>
       <w:pPr>
         <w:pStyle w:val="Heading2"/>
       </w:pPr>
       <w:r>
-        <w:t xml:space="preserve">Top causes of admission by specific ICD-10 codes</w:t>
+        <w:t xml:space="preserve">Top causes of admission (by specific ICD-10 codes):</w:t>
       </w:r>
     </w:p>
-    <w:bookmarkStart w:id="37" w:name="overall-1"/>
+    <w:bookmarkStart w:id="35" w:name="overall-1"/>
     <w:p>
       <w:pPr>
         <w:pStyle w:val="Heading3"/>
@@ -42087,8 +42067,8 @@
         </w:tc>
       </w:tr>
     </w:tbl>
-    <w:bookmarkEnd w:id="37"/>
-    <w:bookmarkStart w:id="38" w:name="age-50-2"/>
+    <w:bookmarkEnd w:id="35"/>
+    <w:bookmarkStart w:id="36" w:name="age-50-2"/>
     <w:p>
       <w:pPr>
         <w:pStyle w:val="Heading3"/>
@@ -42620,8 +42600,8 @@
         </w:tc>
       </w:tr>
     </w:tbl>
-    <w:bookmarkEnd w:id="38"/>
-    <w:bookmarkStart w:id="39" w:name="age-50-3"/>
+    <w:bookmarkEnd w:id="36"/>
+    <w:bookmarkStart w:id="37" w:name="age-50-3"/>
     <w:p>
       <w:pPr>
         <w:pStyle w:val="Heading3"/>
@@ -43153,18 +43133,18 @@
         </w:tc>
       </w:tr>
     </w:tbl>
-    <w:bookmarkEnd w:id="39"/>
-    <w:bookmarkEnd w:id="40"/>
-    <w:bookmarkStart w:id="44" w:name="X78b32510547d2e18e6a52fc333612623fbd1928"/>
+    <w:bookmarkEnd w:id="37"/>
+    <w:bookmarkEnd w:id="38"/>
+    <w:bookmarkStart w:id="42" w:name="X054c72d1ae01603dfbb9818afe608b57f288958"/>
     <w:p>
       <w:pPr>
         <w:pStyle w:val="Heading2"/>
       </w:pPr>
       <w:r>
-        <w:t xml:space="preserve">Top causes of admission leading to death by diagnosis category:</w:t>
+        <w:t xml:space="preserve">Top causes of admission leading to in-hospital mortality (by diagnosis category):</w:t>
       </w:r>
     </w:p>
-    <w:bookmarkStart w:id="41" w:name="overall-2"/>
+    <w:bookmarkStart w:id="39" w:name="overall-2"/>
     <w:p>
       <w:pPr>
         <w:pStyle w:val="Heading3"/>
@@ -43668,8 +43648,8 @@
         </w:tc>
       </w:tr>
     </w:tbl>
-    <w:bookmarkEnd w:id="41"/>
-    <w:bookmarkStart w:id="42" w:name="age-50-4"/>
+    <w:bookmarkEnd w:id="39"/>
+    <w:bookmarkStart w:id="40" w:name="age-50-4"/>
     <w:p>
       <w:pPr>
         <w:pStyle w:val="Heading3"/>
@@ -44173,8 +44153,8 @@
         </w:tc>
       </w:tr>
     </w:tbl>
-    <w:bookmarkEnd w:id="42"/>
-    <w:bookmarkStart w:id="43" w:name="age-50-5"/>
+    <w:bookmarkEnd w:id="40"/>
+    <w:bookmarkStart w:id="41" w:name="age-50-5"/>
     <w:p>
       <w:pPr>
         <w:pStyle w:val="Heading3"/>
@@ -44678,18 +44658,18 @@
         </w:tc>
       </w:tr>
     </w:tbl>
-    <w:bookmarkEnd w:id="43"/>
-    <w:bookmarkEnd w:id="44"/>
-    <w:bookmarkStart w:id="48" w:name="X6bff59996d7f4875e9ba4fe735efd2de5b10a88"/>
+    <w:bookmarkEnd w:id="41"/>
+    <w:bookmarkEnd w:id="42"/>
+    <w:bookmarkStart w:id="46" w:name="X126797530bcb2fb907806b2879ec80c658358d2"/>
     <w:p>
       <w:pPr>
         <w:pStyle w:val="Heading2"/>
       </w:pPr>
       <w:r>
-        <w:t xml:space="preserve">Top causes of admission leading to death (by specific ICD-10 codes):</w:t>
+        <w:t xml:space="preserve">Top causes of admission leading to in-hospital mortality (by specific ICD-10 codes):</w:t>
       </w:r>
     </w:p>
-    <w:bookmarkStart w:id="45" w:name="overall-3"/>
+    <w:bookmarkStart w:id="43" w:name="overall-3"/>
     <w:p>
       <w:pPr>
         <w:pStyle w:val="Heading3"/>
@@ -45221,8 +45201,8 @@
         </w:tc>
       </w:tr>
     </w:tbl>
-    <w:bookmarkEnd w:id="45"/>
-    <w:bookmarkStart w:id="46" w:name="age-50-6"/>
+    <w:bookmarkEnd w:id="43"/>
+    <w:bookmarkStart w:id="44" w:name="age-50-6"/>
     <w:p>
       <w:pPr>
         <w:pStyle w:val="Heading3"/>
@@ -45754,8 +45734,8 @@
         </w:tc>
       </w:tr>
     </w:tbl>
-    <w:bookmarkEnd w:id="46"/>
-    <w:bookmarkStart w:id="47" w:name="age-50-7"/>
+    <w:bookmarkEnd w:id="44"/>
+    <w:bookmarkStart w:id="45" w:name="age-50-7"/>
     <w:p>
       <w:pPr>
         <w:pStyle w:val="Heading3"/>
@@ -46287,8 +46267,8 @@
         </w:tc>
       </w:tr>
     </w:tbl>
-    <w:bookmarkEnd w:id="47"/>
-    <w:bookmarkEnd w:id="48"/>
+    <w:bookmarkEnd w:id="45"/>
+    <w:bookmarkEnd w:id="46"/>
     <w:sectPr>
       <w:footnotePr>
         <w:numRestart w:val="eachSect"/>
